--- a/a revisar/Politica_do_Dicionario_Campfire_Tradutor_v0.3.docx
+++ b/a revisar/Politica_do_Dicionario_Campfire_Tradutor_v0.3.docx
@@ -471,7 +471,7 @@
           <w:sz w:val="22"/>
           <w:szCs w:val="22"/>
         </w:rPr>
-        <w:t xml:space="preserve">O dicionário é mantido por contribuições automáticas de todos os usuários do Aplicativo. Isso significa que ele pode conter, ocasionalmente, traduções imprecisas. Se você encontrar uma entrada incorreta, pode reportar pelo e-mail caiofabianodbz2@gmail.com ou, por ser um repositório público no GitHub, abrir uma issue ou pull request diretamente no repositório do dicionário.</w:t>
+        <w:t xml:space="preserve">O dicionário é mantido por contribuições automáticas de todos os usuários do Aplicativo. Isso significa que ele pode conter, ocasionalmente, traduções imprecisas. Se você encontrar uma entrada incorreta, pode reportar pelo e-mail alienraccoonentertainment@gmail.com ou, por ser um repositório público no GitHub, abrir uma issue ou pull request diretamente no repositório do dicionário.</w:t>
       </w:r>
     </w:p>
     <w:p>
@@ -533,7 +533,7 @@
           <w:sz w:val="22"/>
           <w:szCs w:val="22"/>
         </w:rPr>
-        <w:t xml:space="preserve">caiofabianodbz2@gmail.com</w:t>
+        <w:t xml:space="preserve">alienraccoonentertainment@gmail.com</w:t>
       </w:r>
     </w:p>
     <w:sectPr>

--- a/a revisar/Politica_do_Dicionario_Campfire_Tradutor_v0.3.docx
+++ b/a revisar/Politica_do_Dicionario_Campfire_Tradutor_v0.3.docx
@@ -49,7 +49,7 @@
           <w:sz w:val="20"/>
           <w:szCs w:val="20"/>
         </w:rPr>
-        <w:t xml:space="preserve">REVISÃO JURÍDICA (Advogada) concluída em 31/07/2026: nenhuma alteração de conteúdo necessária. Controle de opt-out (Seção 3), única pendência apontada para a publicação oficial v1.0, já implementado tecnicamente.</w:t>
+        <w:t xml:space="preserve">REVISÃO JURÍDICA (Advogada) concluída em 31/07/2026. Nome "Campfire Smart Dictionary" confirmado em 10/08/2026.</w:t>
       </w:r>
     </w:p>
     <w:p>
@@ -111,7 +111,7 @@
           <w:sz w:val="22"/>
           <w:szCs w:val="22"/>
         </w:rPr>
-        <w:t xml:space="preserve">Nem toda tradução feita no Aplicativo chega a ser contribuída ao dicionário. Somente segmentos traduzidos pelo Claude (Anthropic) — chamado internamente de Campfire Smart Dictionary [nome sugerido, ajuste como preferir] — são elegíveis. Antes de serem enviados ao repositório público, em segundo plano, esses segmentos passam por critérios internos automatizados de qualidade e coerência; os critérios técnicos específicos fazem parte do funcionamento interno do Aplicativo e constituem seu principal diferencial competitivo, não sendo detalhados publicamente.</w:t>
+        <w:t xml:space="preserve">Nem toda tradução feita no Aplicativo chega a ser contribuída ao dicionário. Somente segmentos traduzidos pelo Claude (Anthropic) — chamado internamente de Campfire Smart Dictionary — são elegíveis. Antes de serem enviados ao repositório público, em segundo plano, esses segmentos passam por critérios internos automatizados de qualidade e coerência; os critérios técnicos específicos fazem parte do funcionamento interno do Aplicativo e constituem seu principal diferencial competitivo, não sendo detalhados publicamente.</w:t>
       </w:r>
     </w:p>
     <w:p>
